--- a/Advanced Reactor Materials/Fall2025/Exam1_solutions.docx
+++ b/Advanced Reactor Materials/Fall2025/Exam1_solutions.docx
@@ -554,6 +554,12 @@
         </w:rPr>
         <w:t xml:space="preserve"> goes amorphous. At low T above the amorphization temperature, the microstructure is dominated by black spot defects which are likely interstitial clusters. As the temperature increases, more recombination is allowed as defect diffusivities increase, and the concentration of BSDs is reduced. Thus, defect-induced swelling decreases with increasing temperatures at low temperatures (below 1000C). The BSD-induced swelling saturates at a given level of dose for a given temperature. At medium to high temperatures, interstitial loops are seen to form from the clustering of the individual small interstitial clusters. At high temperature, vacancies become sufficiently mobile to form voids and the microstructure becomes dominated by void swelling. </w:t>
       </w:r>
+      <w:r>
+        <w:rPr>
+          <w:rFonts w:ascii="Times New Roman" w:eastAsia="Times New Roman" w:hAnsi="Times New Roman" w:cs="Times New Roman"/>
+        </w:rPr>
+        <w:t>Void swelling not known to saturate, increases with dose and temperature.</w:t>
+      </w:r>
     </w:p>
     <w:p>
       <w:pPr>
@@ -704,21 +710,31 @@
         <w:rPr>
           <w:rFonts w:ascii="Times New Roman" w:eastAsia="Times New Roman" w:hAnsi="Times New Roman" w:cs="Times New Roman"/>
         </w:rPr>
-        <w:t xml:space="preserve">The chemical state of the fuel/fission products is what is defined as the chemistry. Oxygen is being released due to fission, and that free oxygen can interact with fission products or other species in the particle. Some FPs want to form </w:t>
-      </w:r>
-      <w:proofErr w:type="gramStart"/>
-      <w:r>
-        <w:rPr>
-          <w:rFonts w:ascii="Times New Roman" w:eastAsia="Times New Roman" w:hAnsi="Times New Roman" w:cs="Times New Roman"/>
-        </w:rPr>
-        <w:t>oxides</w:t>
-      </w:r>
-      <w:proofErr w:type="gramEnd"/>
-      <w:r>
-        <w:rPr>
-          <w:rFonts w:ascii="Times New Roman" w:eastAsia="Times New Roman" w:hAnsi="Times New Roman" w:cs="Times New Roman"/>
-        </w:rPr>
-        <w:t xml:space="preserve"> and some want to be included in the fluorite matrix. In UO2 fuel kernels, insufficient oxygen is gettered by the fission products, resulting in O interaction with C in the buffer, leading to CO generation. In UCO fuel kernels, the excess oxygen not gettered by the fission products interactions with the UC, converting UC to UO2. Some fission products and more/less likely to form oxides than others, and their preference for oxidation, as can be described with Ellingham diagrams, describes the order in which they are converted to an oxide. For less favorable oxidation reactions, some of those FPs form carbide precipitates initially, before eventually being converted to oxides, once all other FPs have been oxidized. Pd is a key FP for chemical attack on the </w:t>
+        <w:t>The chemical state of the fuel/fission products is what is defined as the chemistry. Oxygen is being released due to fission, and that free oxygen can interact with fission products or other species in the particle. Some FPs want to form oxides</w:t>
+      </w:r>
+      <w:r>
+        <w:rPr>
+          <w:rFonts w:ascii="Times New Roman" w:eastAsia="Times New Roman" w:hAnsi="Times New Roman" w:cs="Times New Roman"/>
+        </w:rPr>
+        <w:t xml:space="preserve">, </w:t>
+      </w:r>
+      <w:r>
+        <w:rPr>
+          <w:rFonts w:ascii="Times New Roman" w:eastAsia="Times New Roman" w:hAnsi="Times New Roman" w:cs="Times New Roman"/>
+        </w:rPr>
+        <w:t>some want to be included in the fluorite matrix</w:t>
+      </w:r>
+      <w:r>
+        <w:rPr>
+          <w:rFonts w:ascii="Times New Roman" w:eastAsia="Times New Roman" w:hAnsi="Times New Roman" w:cs="Times New Roman"/>
+        </w:rPr>
+        <w:t>, some form non-oxide precipitates, and some form bubbles</w:t>
+      </w:r>
+      <w:r>
+        <w:rPr>
+          <w:rFonts w:ascii="Times New Roman" w:eastAsia="Times New Roman" w:hAnsi="Times New Roman" w:cs="Times New Roman"/>
+        </w:rPr>
+        <w:t xml:space="preserve">. In UO2 fuel kernels, insufficient oxygen is gettered by the fission products, resulting in O interaction with C in the buffer, leading to CO generation. In UCO fuel kernels, the excess oxygen not gettered by the fission products interactions with the UC, converting UC to UO2. Some fission products and more/less likely to form oxides than others, and their preference for oxidation, as can be described with Ellingham diagrams, describes the order in which they are converted to an oxide. For less favorable oxidation reactions, some of those FPs form carbide precipitates initially, before eventually being converted to oxides, once all other FPs have been oxidized. Pd is a key FP for chemical attack on the </w:t>
       </w:r>
       <w:proofErr w:type="spellStart"/>
       <w:r>
@@ -839,7 +855,6 @@
         <w:rPr>
           <w:rFonts w:ascii="Times New Roman" w:eastAsia="Times New Roman" w:hAnsi="Times New Roman" w:cs="Times New Roman"/>
         </w:rPr>
-        <w:lastRenderedPageBreak/>
         <w:t xml:space="preserve">Graphite displays anisotropic dimensional change under irradiation. </w:t>
       </w:r>
       <w:r>
@@ -1204,6 +1219,126 @@
           <w:rFonts w:ascii="Times New Roman" w:eastAsia="Times New Roman" w:hAnsi="Times New Roman" w:cs="Times New Roman"/>
         </w:rPr>
         <w:t>)</w:t>
+      </w:r>
+    </w:p>
+    <w:p>
+      <w:pPr>
+        <w:rPr>
+          <w:rFonts w:ascii="Times New Roman" w:hAnsi="Times New Roman" w:cs="Times New Roman"/>
+        </w:rPr>
+      </w:pPr>
+    </w:p>
+    <w:p>
+      <w:pPr>
+        <w:rPr>
+          <w:rFonts w:ascii="Times New Roman" w:hAnsi="Times New Roman" w:cs="Times New Roman"/>
+        </w:rPr>
+      </w:pPr>
+      <w:r>
+        <w:rPr>
+          <w:rFonts w:ascii="Times New Roman" w:hAnsi="Times New Roman" w:cs="Times New Roman"/>
+        </w:rPr>
+        <w:t xml:space="preserve">Graphite initially shrinks due to irradiation, while </w:t>
+      </w:r>
+      <w:proofErr w:type="spellStart"/>
+      <w:proofErr w:type="gramStart"/>
+      <w:r>
+        <w:rPr>
+          <w:rFonts w:ascii="Times New Roman" w:hAnsi="Times New Roman" w:cs="Times New Roman"/>
+        </w:rPr>
+        <w:t>SiC</w:t>
+      </w:r>
+      <w:proofErr w:type="spellEnd"/>
+      <w:proofErr w:type="gramEnd"/>
+      <w:r>
+        <w:rPr>
+          <w:rFonts w:ascii="Times New Roman" w:hAnsi="Times New Roman" w:cs="Times New Roman"/>
+        </w:rPr>
+        <w:t xml:space="preserve"> undergoes slight swelling. These counteracting dimensional changes put the graphite into a tensile stress state, inducing a compressive stress state in the graphite. Internal pressure from released gases will lead to a tensile force in all layers of the TRISO particle. As the internal pressure increases, the </w:t>
+      </w:r>
+      <w:proofErr w:type="spellStart"/>
+      <w:r>
+        <w:rPr>
+          <w:rFonts w:ascii="Times New Roman" w:hAnsi="Times New Roman" w:cs="Times New Roman"/>
+        </w:rPr>
+        <w:t>magnitude</w:t>
+      </w:r>
+      <w:proofErr w:type="spellEnd"/>
+      <w:r>
+        <w:rPr>
+          <w:rFonts w:ascii="Times New Roman" w:hAnsi="Times New Roman" w:cs="Times New Roman"/>
+        </w:rPr>
+        <w:t xml:space="preserve"> of the compressive stress on the </w:t>
+      </w:r>
+      <w:proofErr w:type="spellStart"/>
+      <w:r>
+        <w:rPr>
+          <w:rFonts w:ascii="Times New Roman" w:hAnsi="Times New Roman" w:cs="Times New Roman"/>
+        </w:rPr>
+        <w:t>SiC</w:t>
+      </w:r>
+      <w:proofErr w:type="spellEnd"/>
+      <w:r>
+        <w:rPr>
+          <w:rFonts w:ascii="Times New Roman" w:hAnsi="Times New Roman" w:cs="Times New Roman"/>
+        </w:rPr>
+        <w:t xml:space="preserve"> layer decreases. When graphite undergoes turnaround, the graphite will start to expand, also decreasing the compressive stresses on the </w:t>
+      </w:r>
+      <w:proofErr w:type="spellStart"/>
+      <w:r>
+        <w:rPr>
+          <w:rFonts w:ascii="Times New Roman" w:hAnsi="Times New Roman" w:cs="Times New Roman"/>
+        </w:rPr>
+        <w:t>SiC.</w:t>
+      </w:r>
+      <w:proofErr w:type="spellEnd"/>
+      <w:r>
+        <w:rPr>
+          <w:rFonts w:ascii="Times New Roman" w:hAnsi="Times New Roman" w:cs="Times New Roman"/>
+        </w:rPr>
+        <w:t xml:space="preserve"> The rate of creep of the graphite is also quite high, which will reduce the stresses in the graphite layer, and will correspondingly reduce the compressive stress in the </w:t>
+      </w:r>
+      <w:proofErr w:type="spellStart"/>
+      <w:r>
+        <w:rPr>
+          <w:rFonts w:ascii="Times New Roman" w:hAnsi="Times New Roman" w:cs="Times New Roman"/>
+        </w:rPr>
+        <w:t>SiC.</w:t>
+      </w:r>
+      <w:proofErr w:type="spellEnd"/>
+      <w:r>
+        <w:rPr>
+          <w:rFonts w:ascii="Times New Roman" w:hAnsi="Times New Roman" w:cs="Times New Roman"/>
+        </w:rPr>
+        <w:t xml:space="preserve"> Thus, over time, the compressive stresses on the </w:t>
+      </w:r>
+      <w:proofErr w:type="spellStart"/>
+      <w:r>
+        <w:rPr>
+          <w:rFonts w:ascii="Times New Roman" w:hAnsi="Times New Roman" w:cs="Times New Roman"/>
+        </w:rPr>
+        <w:t>SiC</w:t>
+      </w:r>
+      <w:proofErr w:type="spellEnd"/>
+      <w:r>
+        <w:rPr>
+          <w:rFonts w:ascii="Times New Roman" w:hAnsi="Times New Roman" w:cs="Times New Roman"/>
+        </w:rPr>
+        <w:t xml:space="preserve"> layer decrease, resulting in a tensile stress state on the </w:t>
+      </w:r>
+      <w:proofErr w:type="spellStart"/>
+      <w:r>
+        <w:rPr>
+          <w:rFonts w:ascii="Times New Roman" w:hAnsi="Times New Roman" w:cs="Times New Roman"/>
+        </w:rPr>
+        <w:t>SiC</w:t>
+      </w:r>
+      <w:proofErr w:type="spellEnd"/>
+      <w:r>
+        <w:rPr>
+          <w:rFonts w:ascii="Times New Roman" w:hAnsi="Times New Roman" w:cs="Times New Roman"/>
+        </w:rPr>
+        <w:t xml:space="preserve"> at the end of life. </w:t>
       </w:r>
     </w:p>
     <w:sectPr>
